--- a/edo/задание 2/готовые документы/05_приказ_ННГУ_о_направлении_на_практику.docx
+++ b/edo/задание 2/готовые документы/05_приказ_ННГУ_о_направлении_на_практику.docx
@@ -136,7 +136,7 @@
           <w:b w:val="0"/>
           <w:sz w:val="24"/>
         </w:rPr>
-        <w:t>1. Направить Токареву Алёну Сергеевну, студентку 3 курса заочной формы обучения группы 3523Б3ПИ1, для прохождения производственной практики (технологической (проектно-технологической) практики) в ООО "ЯНДЕКС" с 08.06.2026 по 05.07.2026.</w:t>
+        <w:t>1. Направить Токареву Алену Дмитриевну, студентку 3 курса заочной формы обучения группы 3523Б3ПИ1, для прохождения производственной практики (технологической (проектно-технологической) практики) в ООО "ЯНДЕКС" с 08.06.2026 по 05.07.2026.</w:t>
       </w:r>
     </w:p>
     <w:p>
